--- a/docs/references.docx
+++ b/docs/references.docx
@@ -104,21 +104,7 @@
             <w:rStyle w:val="Hyperlink"/>
             <w:lang w:val="en-US"/>
           </w:rPr>
-          <w:t>https://github.com/is</w:t>
-        </w:r>
-        <w:r>
-          <w:rPr>
-            <w:rStyle w:val="Hyperlink"/>
-            <w:lang w:val="en-US"/>
-          </w:rPr>
-          <w:t>o</w:t>
-        </w:r>
-        <w:r>
-          <w:rPr>
-            <w:rStyle w:val="Hyperlink"/>
-            <w:lang w:val="en-US"/>
-          </w:rPr>
-          <w:t>cpp/CppCoreGuidelines</w:t>
+          <w:t>https://github.com/isocpp/CppCoreGuidelines</w:t>
         </w:r>
       </w:hyperlink>
     </w:p>
@@ -134,21 +120,7 @@
             <w:rStyle w:val="Hyperlink"/>
             <w:lang w:val="en-US"/>
           </w:rPr>
-          <w:t>https://google.github.io/</w:t>
-        </w:r>
-        <w:r>
-          <w:rPr>
-            <w:rStyle w:val="Hyperlink"/>
-            <w:lang w:val="en-US"/>
-          </w:rPr>
-          <w:t>s</w:t>
-        </w:r>
-        <w:r>
-          <w:rPr>
-            <w:rStyle w:val="Hyperlink"/>
-            <w:lang w:val="en-US"/>
-          </w:rPr>
-          <w:t>tyleguide/cppguide.html</w:t>
+          <w:t>https://google.github.io/styleguide/cppguide.html</w:t>
         </w:r>
       </w:hyperlink>
     </w:p>
@@ -164,21 +136,7 @@
             <w:rStyle w:val="Hyperlink"/>
             <w:lang w:val="en-US"/>
           </w:rPr>
-          <w:t>https://www.cplusplus.com/d</w:t>
-        </w:r>
-        <w:r>
-          <w:rPr>
-            <w:rStyle w:val="Hyperlink"/>
-            <w:lang w:val="en-US"/>
-          </w:rPr>
-          <w:t>o</w:t>
-        </w:r>
-        <w:r>
-          <w:rPr>
-            <w:rStyle w:val="Hyperlink"/>
-            <w:lang w:val="en-US"/>
-          </w:rPr>
-          <w:t>c/tutorial</w:t>
+          <w:t>https://www.cplusplus.com/doc/tutorial</w:t>
         </w:r>
       </w:hyperlink>
       <w:r>
@@ -232,6 +190,75 @@
           <w:lang w:val="en-US"/>
         </w:rPr>
       </w:pPr>
+    </w:p>
+    <w:p>
+      <w:pPr>
+        <w:rPr>
+          <w:lang w:val="en-US"/>
+        </w:rPr>
+      </w:pPr>
+      <w:r>
+        <w:rPr>
+          <w:lang w:val="en-US"/>
+        </w:rPr>
+        <w:t>Lectures 2/3 – Environment setup</w:t>
+      </w:r>
+    </w:p>
+    <w:p>
+      <w:pPr>
+        <w:rPr>
+          <w:lang w:val="en-US"/>
+        </w:rPr>
+      </w:pPr>
+      <w:r>
+        <w:rPr>
+          <w:lang w:val="en-US"/>
+        </w:rPr>
+        <w:t xml:space="preserve">Linux/general: </w:t>
+      </w:r>
+      <w:hyperlink r:id="rId11" w:history="1">
+        <w:r>
+          <w:rPr>
+            <w:rStyle w:val="Hyperlink"/>
+            <w:lang w:val="en-US"/>
+          </w:rPr>
+          <w:t>https://github.com/nachovizzo/must-have-tools/wiki</w:t>
+        </w:r>
+      </w:hyperlink>
+      <w:r>
+        <w:rPr>
+          <w:lang w:val="en-US"/>
+        </w:rPr>
+        <w:t xml:space="preserve"> </w:t>
+      </w:r>
+    </w:p>
+    <w:p>
+      <w:pPr>
+        <w:rPr>
+          <w:lang w:val="en-US"/>
+        </w:rPr>
+      </w:pPr>
+      <w:r>
+        <w:rPr>
+          <w:lang w:val="en-US"/>
+        </w:rPr>
+        <w:t xml:space="preserve">Windows: </w:t>
+      </w:r>
+      <w:hyperlink r:id="rId12" w:history="1">
+        <w:r>
+          <w:rPr>
+            <w:rStyle w:val="Hyperlink"/>
+            <w:lang w:val="en-US"/>
+          </w:rPr>
+          <w:t>https://github.com/nachovizzo/must-have-tools/wiki/Windows</w:t>
+        </w:r>
+      </w:hyperlink>
+      <w:r>
+        <w:rPr>
+          <w:lang w:val="en-US"/>
+        </w:rPr>
+        <w:t xml:space="preserve"> </w:t>
+      </w:r>
     </w:p>
     <w:sectPr>
       <w:pgSz w:w="12240" w:h="15840"/>
